--- a/materials/05-assessment/TIB-FS-ASSESS-005_Stakeholder-Panel-Brief.docx
+++ b/materials/05-assessment/TIB-FS-ASSESS-005_Stakeholder-Panel-Brief.docx
@@ -47,7 +47,7 @@
           <w:sz w:val="23"/>
           <w:szCs w:val="23"/>
         </w:rPr>
-        <w:t xml:space="preserve">Session 20 — one finding, three audiences</w:t>
+        <w:t>Advanced session 12 — one finding, three audiences</w:t>
       </w:r>
     </w:p>
     <w:tbl>
@@ -343,7 +343,7 @@
                 <w:sz w:val="19"/>
                 <w:szCs w:val="19"/>
               </w:rPr>
-              <w:t xml:space="preserve">V1 — October 2026 restructure</w:t>
+              <w:t>V2 — October 2026 · two-level plan</w:t>
             </w:r>
           </w:p>
         </w:tc>
@@ -1501,7 +1501,7 @@
           <w:sz w:val="21"/>
           <w:szCs w:val="21"/>
         </w:rPr>
-        <w:t xml:space="preserve">On the same 7-line rubric, with most weight in practice on stakeholder communication and judgement. The panel must be passed for the certificate. Automatic resubmit: the conclusion moves between audiences.</w:t>
+        <w:t>On the same 7-line rubric, with most weight in practice on stakeholder communication and judgement. The panel must be passed for the Advanced certificate. Automatic resubmit: the conclusion moves between audiences.</w:t>
       </w:r>
     </w:p>
     <w:p>

--- a/materials/05-assessment/TIB-FS-ASSESS-005_Stakeholder-Panel-Brief.docx
+++ b/materials/05-assessment/TIB-FS-ASSESS-005_Stakeholder-Panel-Brief.docx
@@ -521,7 +521,7 @@
           <w:sz w:val="21"/>
           <w:szCs w:val="21"/>
         </w:rPr>
-        <w:t xml:space="preserve">Choose one real finding from your workpapers or Defend It turns. Present it three times, to three people played by facilitators, about 3 minutes each, then take questions. Your conclusion must not change between audiences — only your language does.</w:t>
+        <w:t>Choose one real finding from your workpapers or Defend It turns. Present it three times, to three people played by facilitators, about 2 minutes each. Your conclusion must not change between audiences — only your language does.</w:t>
       </w:r>
     </w:p>
     <w:tbl>
@@ -1101,7 +1101,7 @@
           <w:sz w:val="30"/>
           <w:szCs w:val="30"/>
         </w:rPr>
-        <w:t xml:space="preserve">Timing (per trainee, 10 minutes)</w:t>
+        <w:t>Timing (per trainee, 6 minutes — classes have up to 10 trainees)</w:t>
       </w:r>
     </w:p>
     <w:tbl>
@@ -1225,7 +1225,7 @@
                 <w:sz w:val="19"/>
                 <w:szCs w:val="19"/>
               </w:rPr>
-              <w:t xml:space="preserve">0:00–0:03</w:t>
+              <w:t>0:00–0:02</w:t>
             </w:r>
           </w:p>
         </w:tc>
@@ -1295,7 +1295,7 @@
                 <w:sz w:val="19"/>
                 <w:szCs w:val="19"/>
               </w:rPr>
-              <w:t xml:space="preserve">0:03–0:06</w:t>
+              <w:t>0:02–0:04</w:t>
             </w:r>
           </w:p>
         </w:tc>
@@ -1365,7 +1365,7 @@
                 <w:sz w:val="19"/>
                 <w:szCs w:val="19"/>
               </w:rPr>
-              <w:t xml:space="preserve">0:06–0:09</w:t>
+              <w:t>0:04–0:06</w:t>
             </w:r>
           </w:p>
         </w:tc>
@@ -1398,77 +1398,6 @@
                 <w:szCs w:val="19"/>
               </w:rPr>
               <w:t xml:space="preserve">CFO</w:t>
-            </w:r>
-          </w:p>
-        </w:tc>
-      </w:tr>
-      <w:tr>
-        <w:trPr>
-          <w:cantSplit/>
-        </w:trPr>
-        <w:tc>
-          <w:tcPr>
-            <w:tcW w:type="dxa" w:w="1600"/>
-            <w:tcBorders>
-              <w:top w:val="single" w:color="D5DCE6" w:sz="4"/>
-              <w:left w:val="single" w:color="D5DCE6" w:sz="4"/>
-              <w:bottom w:val="single" w:color="D5DCE6" w:sz="4"/>
-              <w:right w:val="single" w:color="D5DCE6" w:sz="4"/>
-            </w:tcBorders>
-            <w:shd w:fill="F5F8FC" w:color="auto" w:val="clear"/>
-            <w:tcMar>
-              <w:top w:type="dxa" w:w="60"/>
-              <w:left w:type="dxa" w:w="100"/>
-              <w:bottom w:type="dxa" w:w="60"/>
-              <w:right w:type="dxa" w:w="100"/>
-            </w:tcMar>
-          </w:tcPr>
-          <w:p>
-            <w:pPr>
-              <w:spacing w:after="0" w:before="0" w:line="240"/>
-            </w:pPr>
-            <w:r>
-              <w:rPr>
-                <w:rFonts w:ascii="Calibri" w:cs="Calibri" w:eastAsia="Calibri" w:hAnsi="Calibri"/>
-                <w:b w:val="false"/>
-                <w:bCs w:val="false"/>
-                <w:sz w:val="19"/>
-                <w:szCs w:val="19"/>
-              </w:rPr>
-              <w:t xml:space="preserve">0:09–0:10</w:t>
-            </w:r>
-          </w:p>
-        </w:tc>
-        <w:tc>
-          <w:tcPr>
-            <w:tcW w:type="dxa" w:w="8480"/>
-            <w:tcBorders>
-              <w:top w:val="single" w:color="D5DCE6" w:sz="4"/>
-              <w:left w:val="single" w:color="D5DCE6" w:sz="4"/>
-              <w:bottom w:val="single" w:color="D5DCE6" w:sz="4"/>
-              <w:right w:val="single" w:color="D5DCE6" w:sz="4"/>
-            </w:tcBorders>
-            <w:shd w:fill="F5F8FC" w:color="auto" w:val="clear"/>
-            <w:tcMar>
-              <w:top w:type="dxa" w:w="60"/>
-              <w:left w:type="dxa" w:w="100"/>
-              <w:bottom w:type="dxa" w:w="60"/>
-              <w:right w:type="dxa" w:w="100"/>
-            </w:tcMar>
-          </w:tcPr>
-          <w:p>
-            <w:pPr>
-              <w:spacing w:after="0" w:before="0" w:line="240"/>
-            </w:pPr>
-            <w:r>
-              <w:rPr>
-                <w:rFonts w:ascii="Calibri" w:cs="Calibri" w:eastAsia="Calibri" w:hAnsi="Calibri"/>
-                <w:b w:val="false"/>
-                <w:bCs w:val="false"/>
-                <w:sz w:val="19"/>
-                <w:szCs w:val="19"/>
-              </w:rPr>
-              <w:t xml:space="preserve">One question from any panellist</w:t>
             </w:r>
           </w:p>
         </w:tc>
